--- a/K225480106062_NguyenVanThu_TL-BDCL-KTPM.docx
+++ b/K225480106062_NguyenVanThu_TL-BDCL-KTPM.docx
@@ -3289,7 +3289,21 @@
           <w:highlight w:val="white"/>
           <w:lang w:val="vi-VN"/>
         </w:rPr>
-        <w:t xml:space="preserve"> K225490106062</w:t>
+        <w:t xml:space="preserve"> </w:t>
+      </w:r>
+      <w:r>
+        <w:rPr>
+          <w:highlight w:val="white"/>
+          <w:lang w:val="vi-VN"/>
+        </w:rPr>
+        <w:t>K22548</w:t>
+      </w:r>
+      <w:r>
+        <w:rPr>
+          <w:highlight w:val="white"/>
+          <w:lang w:val="vi-VN"/>
+        </w:rPr>
+        <w:t>0106062</w:t>
       </w:r>
     </w:p>
     <w:p>
@@ -8414,6 +8428,7 @@
           <w:bCs/>
           <w:sz w:val="26"/>
           <w:szCs w:val="26"/>
+          <w:lang w:val="vi-VN"/>
         </w:rPr>
       </w:pPr>
       <w:r>
@@ -8422,6 +8437,7 @@
           <w:bCs/>
           <w:sz w:val="26"/>
           <w:szCs w:val="26"/>
+          <w:lang w:val="vi-VN"/>
         </w:rPr>
         <w:t>3.1.2. Phân tích thách thức dưới góc nhìn Đảm bảo chất lượng (QA/QC)</w:t>
       </w:r>
@@ -8432,12 +8448,14 @@
         <w:rPr>
           <w:sz w:val="26"/>
           <w:szCs w:val="26"/>
-        </w:rPr>
-      </w:pPr>
-      <w:r>
-        <w:rPr>
-          <w:sz w:val="26"/>
-          <w:szCs w:val="26"/>
+          <w:lang w:val="vi-VN"/>
+        </w:rPr>
+      </w:pPr>
+      <w:r>
+        <w:rPr>
+          <w:sz w:val="26"/>
+          <w:szCs w:val="26"/>
+          <w:lang w:val="vi-VN"/>
         </w:rPr>
         <w:t>Dưới lăng kính của một kỹ sư Đảm bảo chất lượng phần mềm, kiến trúc liên kết cứng này tạo ra những rào cản nghiêm trọng đối với chỉ số khả năng kiểm thử (Testability):</w:t>
       </w:r>
@@ -8621,12 +8639,20 @@
       <w:pPr>
         <w:jc w:val="both"/>
         <w:rPr>
+          <w:sz w:val="26"/>
+          <w:szCs w:val="26"/>
+          <w:lang w:val="vi-VN"/>
+        </w:rPr>
+      </w:pPr>
+      <w:r>
+        <w:rPr>
           <w:rFonts w:hint="eastAsia"/>
           <w:sz w:val="26"/>
           <w:szCs w:val="26"/>
           <w:lang w:val="vi-VN"/>
         </w:rPr>
-      </w:pPr>
+        <w:t>├───</w:t>
+      </w:r>
       <w:r>
         <w:rPr>
           <w:rFonts w:hint="eastAsia"/>
@@ -8634,6 +8660,52 @@
           <w:szCs w:val="26"/>
           <w:lang w:val="vi-VN"/>
         </w:rPr>
+        <w:t>grammar</w:t>
+      </w:r>
+    </w:p>
+    <w:p>
+      <w:pPr>
+        <w:jc w:val="both"/>
+        <w:rPr>
+          <w:sz w:val="26"/>
+          <w:szCs w:val="26"/>
+          <w:lang w:val="vi-VN"/>
+        </w:rPr>
+      </w:pPr>
+      <w:r>
+        <w:rPr>
+          <w:rFonts w:hint="eastAsia"/>
+          <w:sz w:val="26"/>
+          <w:szCs w:val="26"/>
+          <w:lang w:val="vi-VN"/>
+        </w:rPr>
+        <w:t>│</w:t>
+      </w:r>
+      <w:r>
+        <w:rPr>
+          <w:sz w:val="26"/>
+          <w:szCs w:val="26"/>
+          <w:lang w:val="vi-VN"/>
+        </w:rPr>
+        <w:t xml:space="preserve">       (Thư mục lưu trữ tài liệu ngữ pháp cấu trúc)</w:t>
+      </w:r>
+    </w:p>
+    <w:p>
+      <w:pPr>
+        <w:jc w:val="both"/>
+        <w:rPr>
+          <w:sz w:val="26"/>
+          <w:szCs w:val="26"/>
+          <w:lang w:val="vi-VN"/>
+        </w:rPr>
+      </w:pPr>
+      <w:r>
+        <w:rPr>
+          <w:rFonts w:hint="eastAsia"/>
+          <w:sz w:val="26"/>
+          <w:szCs w:val="26"/>
+          <w:lang w:val="vi-VN"/>
+        </w:rPr>
         <w:t>├───</w:t>
       </w:r>
       <w:r>
@@ -8643,7 +8715,7 @@
           <w:szCs w:val="26"/>
           <w:lang w:val="vi-VN"/>
         </w:rPr>
-        <w:t>grammar</w:t>
+        <w:t>input</w:t>
       </w:r>
     </w:p>
     <w:p>
@@ -8670,19 +8742,27 @@
           <w:szCs w:val="26"/>
           <w:lang w:val="vi-VN"/>
         </w:rPr>
-        <w:t xml:space="preserve">       (Thư mục lưu trữ tài liệu ngữ pháp cấu trúc)</w:t>
-      </w:r>
-    </w:p>
-    <w:p>
-      <w:pPr>
-        <w:jc w:val="both"/>
+        <w:t xml:space="preserve">       OrderProcessor.java (Mã nguồn dính nợ kỹ thuật đầu vào cần xử lý)</w:t>
+      </w:r>
+    </w:p>
+    <w:p>
+      <w:pPr>
+        <w:jc w:val="both"/>
+        <w:rPr>
+          <w:sz w:val="26"/>
+          <w:szCs w:val="26"/>
+          <w:lang w:val="vi-VN"/>
+        </w:rPr>
+      </w:pPr>
+      <w:r>
         <w:rPr>
           <w:rFonts w:hint="eastAsia"/>
           <w:sz w:val="26"/>
           <w:szCs w:val="26"/>
           <w:lang w:val="vi-VN"/>
         </w:rPr>
-      </w:pPr>
+        <w:t>├───</w:t>
+      </w:r>
       <w:r>
         <w:rPr>
           <w:rFonts w:hint="eastAsia"/>
@@ -8690,6 +8770,89 @@
           <w:szCs w:val="26"/>
           <w:lang w:val="vi-VN"/>
         </w:rPr>
+        <w:t>output</w:t>
+      </w:r>
+    </w:p>
+    <w:p>
+      <w:pPr>
+        <w:jc w:val="both"/>
+        <w:rPr>
+          <w:sz w:val="26"/>
+          <w:szCs w:val="26"/>
+          <w:lang w:val="vi-VN"/>
+        </w:rPr>
+      </w:pPr>
+      <w:r>
+        <w:rPr>
+          <w:rFonts w:hint="eastAsia"/>
+          <w:sz w:val="26"/>
+          <w:szCs w:val="26"/>
+          <w:lang w:val="vi-VN"/>
+        </w:rPr>
+        <w:t>│</w:t>
+      </w:r>
+      <w:r>
+        <w:rPr>
+          <w:sz w:val="26"/>
+          <w:szCs w:val="26"/>
+          <w:lang w:val="vi-VN"/>
+        </w:rPr>
+        <w:t xml:space="preserve">       OrderProcessorRefactored.java (Mã nguồn sạch đã nâng cao Testability đầu ra)</w:t>
+      </w:r>
+    </w:p>
+    <w:p>
+      <w:pPr>
+        <w:jc w:val="both"/>
+        <w:rPr>
+          <w:sz w:val="26"/>
+          <w:szCs w:val="26"/>
+          <w:lang w:val="vi-VN"/>
+        </w:rPr>
+      </w:pPr>
+      <w:r>
+        <w:rPr>
+          <w:rFonts w:hint="eastAsia"/>
+          <w:sz w:val="26"/>
+          <w:szCs w:val="26"/>
+          <w:lang w:val="vi-VN"/>
+        </w:rPr>
+        <w:t>└───</w:t>
+      </w:r>
+      <w:r>
+        <w:rPr>
+          <w:rFonts w:hint="eastAsia"/>
+          <w:sz w:val="26"/>
+          <w:szCs w:val="26"/>
+          <w:lang w:val="vi-VN"/>
+        </w:rPr>
+        <w:t>src\main</w:t>
+      </w:r>
+    </w:p>
+    <w:p>
+      <w:pPr>
+        <w:jc w:val="both"/>
+        <w:rPr>
+          <w:sz w:val="26"/>
+          <w:szCs w:val="26"/>
+          <w:lang w:val="vi-VN"/>
+        </w:rPr>
+      </w:pPr>
+      <w:r>
+        <w:rPr>
+          <w:rFonts w:hint="eastAsia"/>
+          <w:sz w:val="26"/>
+          <w:szCs w:val="26"/>
+          <w:lang w:val="vi-VN"/>
+        </w:rPr>
+        <w:t xml:space="preserve">    </w:t>
+      </w:r>
+      <w:r>
+        <w:rPr>
+          <w:rFonts w:hint="eastAsia"/>
+          <w:sz w:val="26"/>
+          <w:szCs w:val="26"/>
+          <w:lang w:val="vi-VN"/>
+        </w:rPr>
         <w:t>├───</w:t>
       </w:r>
       <w:r>
@@ -8699,18 +8862,26 @@
           <w:szCs w:val="26"/>
           <w:lang w:val="vi-VN"/>
         </w:rPr>
-        <w:t>input</w:t>
-      </w:r>
-    </w:p>
-    <w:p>
-      <w:pPr>
-        <w:jc w:val="both"/>
-        <w:rPr>
-          <w:sz w:val="26"/>
-          <w:szCs w:val="26"/>
-          <w:lang w:val="vi-VN"/>
-        </w:rPr>
-      </w:pPr>
+        <w:t>antlr4</w:t>
+      </w:r>
+    </w:p>
+    <w:p>
+      <w:pPr>
+        <w:jc w:val="both"/>
+        <w:rPr>
+          <w:sz w:val="26"/>
+          <w:szCs w:val="26"/>
+          <w:lang w:val="vi-VN"/>
+        </w:rPr>
+      </w:pPr>
+      <w:r>
+        <w:rPr>
+          <w:sz w:val="26"/>
+          <w:szCs w:val="26"/>
+          <w:lang w:val="vi-VN"/>
+        </w:rPr>
+        <w:t xml:space="preserve">    </w:t>
+      </w:r>
       <w:r>
         <w:rPr>
           <w:rFonts w:hint="eastAsia"/>
@@ -8726,164 +8897,6 @@
           <w:szCs w:val="26"/>
           <w:lang w:val="vi-VN"/>
         </w:rPr>
-        <w:t xml:space="preserve">       OrderProcessor.java (Mã nguồn dính nợ kỹ thuật đầu vào cần xử lý)</w:t>
-      </w:r>
-    </w:p>
-    <w:p>
-      <w:pPr>
-        <w:jc w:val="both"/>
-        <w:rPr>
-          <w:rFonts w:hint="eastAsia"/>
-          <w:sz w:val="26"/>
-          <w:szCs w:val="26"/>
-          <w:lang w:val="vi-VN"/>
-        </w:rPr>
-      </w:pPr>
-      <w:r>
-        <w:rPr>
-          <w:rFonts w:hint="eastAsia"/>
-          <w:sz w:val="26"/>
-          <w:szCs w:val="26"/>
-          <w:lang w:val="vi-VN"/>
-        </w:rPr>
-        <w:t>├───</w:t>
-      </w:r>
-      <w:r>
-        <w:rPr>
-          <w:rFonts w:hint="eastAsia"/>
-          <w:sz w:val="26"/>
-          <w:szCs w:val="26"/>
-          <w:lang w:val="vi-VN"/>
-        </w:rPr>
-        <w:t>output</w:t>
-      </w:r>
-    </w:p>
-    <w:p>
-      <w:pPr>
-        <w:jc w:val="both"/>
-        <w:rPr>
-          <w:sz w:val="26"/>
-          <w:szCs w:val="26"/>
-          <w:lang w:val="vi-VN"/>
-        </w:rPr>
-      </w:pPr>
-      <w:r>
-        <w:rPr>
-          <w:rFonts w:hint="eastAsia"/>
-          <w:sz w:val="26"/>
-          <w:szCs w:val="26"/>
-          <w:lang w:val="vi-VN"/>
-        </w:rPr>
-        <w:t>│</w:t>
-      </w:r>
-      <w:r>
-        <w:rPr>
-          <w:sz w:val="26"/>
-          <w:szCs w:val="26"/>
-          <w:lang w:val="vi-VN"/>
-        </w:rPr>
-        <w:t xml:space="preserve">       OrderProcessorRefactored.java (Mã nguồn sạch đã nâng cao Testability đầu ra)</w:t>
-      </w:r>
-    </w:p>
-    <w:p>
-      <w:pPr>
-        <w:jc w:val="both"/>
-        <w:rPr>
-          <w:rFonts w:hint="eastAsia"/>
-          <w:sz w:val="26"/>
-          <w:szCs w:val="26"/>
-          <w:lang w:val="vi-VN"/>
-        </w:rPr>
-      </w:pPr>
-      <w:r>
-        <w:rPr>
-          <w:rFonts w:hint="eastAsia"/>
-          <w:sz w:val="26"/>
-          <w:szCs w:val="26"/>
-          <w:lang w:val="vi-VN"/>
-        </w:rPr>
-        <w:t>└───</w:t>
-      </w:r>
-      <w:r>
-        <w:rPr>
-          <w:rFonts w:hint="eastAsia"/>
-          <w:sz w:val="26"/>
-          <w:szCs w:val="26"/>
-          <w:lang w:val="vi-VN"/>
-        </w:rPr>
-        <w:t>src\main</w:t>
-      </w:r>
-    </w:p>
-    <w:p>
-      <w:pPr>
-        <w:jc w:val="both"/>
-        <w:rPr>
-          <w:rFonts w:hint="eastAsia"/>
-          <w:sz w:val="26"/>
-          <w:szCs w:val="26"/>
-          <w:lang w:val="vi-VN"/>
-        </w:rPr>
-      </w:pPr>
-      <w:r>
-        <w:rPr>
-          <w:rFonts w:hint="eastAsia"/>
-          <w:sz w:val="26"/>
-          <w:szCs w:val="26"/>
-          <w:lang w:val="vi-VN"/>
-        </w:rPr>
-        <w:t xml:space="preserve">    </w:t>
-      </w:r>
-      <w:r>
-        <w:rPr>
-          <w:rFonts w:hint="eastAsia"/>
-          <w:sz w:val="26"/>
-          <w:szCs w:val="26"/>
-          <w:lang w:val="vi-VN"/>
-        </w:rPr>
-        <w:t>├───</w:t>
-      </w:r>
-      <w:r>
-        <w:rPr>
-          <w:rFonts w:hint="eastAsia"/>
-          <w:sz w:val="26"/>
-          <w:szCs w:val="26"/>
-          <w:lang w:val="vi-VN"/>
-        </w:rPr>
-        <w:t>antlr4</w:t>
-      </w:r>
-    </w:p>
-    <w:p>
-      <w:pPr>
-        <w:jc w:val="both"/>
-        <w:rPr>
-          <w:sz w:val="26"/>
-          <w:szCs w:val="26"/>
-          <w:lang w:val="vi-VN"/>
-        </w:rPr>
-      </w:pPr>
-      <w:r>
-        <w:rPr>
-          <w:sz w:val="26"/>
-          <w:szCs w:val="26"/>
-          <w:lang w:val="vi-VN"/>
-        </w:rPr>
-        <w:t xml:space="preserve">    </w:t>
-      </w:r>
-      <w:r>
-        <w:rPr>
-          <w:rFonts w:hint="eastAsia"/>
-          <w:sz w:val="26"/>
-          <w:szCs w:val="26"/>
-          <w:lang w:val="vi-VN"/>
-        </w:rPr>
-        <w:t>│</w:t>
-      </w:r>
-      <w:r>
-        <w:rPr>
-          <w:sz w:val="26"/>
-          <w:szCs w:val="26"/>
-          <w:lang w:val="vi-VN"/>
-        </w:rPr>
         <w:t xml:space="preserve">       Refactor.g4 (Tệp quy tắc cú pháp trừu tượng AST của ngôn ngữ)</w:t>
       </w:r>
     </w:p>
@@ -8891,7 +8904,6 @@
       <w:pPr>
         <w:jc w:val="both"/>
         <w:rPr>
-          <w:rFonts w:hint="eastAsia"/>
           <w:sz w:val="26"/>
           <w:szCs w:val="26"/>
           <w:lang w:val="vi-VN"/>
@@ -9943,6 +9955,7 @@
         <w:rPr>
           <w:i/>
           <w:iCs/>
+          <w:noProof/>
           <w:sz w:val="26"/>
           <w:szCs w:val="26"/>
           <w:lang w:val="vi-VN"/>
@@ -10023,17 +10036,7 @@
           <w:szCs w:val="26"/>
           <w:lang w:val="vi-VN"/>
         </w:rPr>
-        <w:t xml:space="preserve">. </w:t>
-      </w:r>
-      <w:r>
-        <w:rPr>
-          <w:i/>
-          <w:iCs/>
-          <w:sz w:val="26"/>
-          <w:szCs w:val="26"/>
-          <w:lang w:val="vi-VN"/>
-        </w:rPr>
-        <w:t>Mã nguồn sạch đầu ra sau khi áp dụng công cụ</w:t>
+        <w:t>. Mã nguồn sạch đầu ra sau khi áp dụng công cụ</w:t>
       </w:r>
     </w:p>
     <w:p>
@@ -10447,7 +10450,6 @@
           <w:rFonts w:asciiTheme="majorHAnsi" w:eastAsiaTheme="majorEastAsia" w:hAnsiTheme="majorHAnsi" w:cstheme="majorBidi"/>
           <w:sz w:val="26"/>
           <w:szCs w:val="26"/>
-          <w:lang w:val="en-US"/>
         </w:rPr>
       </w:pPr>
       <w:r>
@@ -10463,7 +10465,6 @@
           <w:rFonts w:asciiTheme="majorHAnsi" w:eastAsiaTheme="majorEastAsia" w:hAnsiTheme="majorHAnsi" w:cstheme="majorBidi"/>
           <w:sz w:val="26"/>
           <w:szCs w:val="26"/>
-          <w:lang w:val="en-US"/>
         </w:rPr>
         <w:t>Đồng thời, đề tài đã chứng minh được mối liên hệ tỷ lệ nghịch giữa độ phụ thuộc thành phần (Class Coupling) và chỉ số khả năng kiểm thử (Testability).</w:t>
       </w:r>
@@ -10627,18 +10628,7 @@
           <w:szCs w:val="26"/>
           <w:lang w:val="vi-VN"/>
         </w:rPr>
-        <w:t xml:space="preserve">a. </w:t>
-      </w:r>
-      <w:r>
-        <w:rPr>
-          <w:rFonts w:asciiTheme="majorHAnsi" w:eastAsiaTheme="majorEastAsia" w:hAnsiTheme="majorHAnsi" w:cstheme="majorBidi"/>
-          <w:b/>
-          <w:bCs/>
-          <w:sz w:val="26"/>
-          <w:szCs w:val="26"/>
-          <w:lang w:val="vi-VN"/>
-        </w:rPr>
-        <w:t>Hạn chế 1: Luật ngữ pháp còn mang tính thu hẹp</w:t>
+        <w:t>a. Hạn chế 1: Luật ngữ pháp còn mang tính thu hẹp</w:t>
       </w:r>
     </w:p>
     <w:p>
@@ -11084,15 +11074,7 @@
           <w:szCs w:val="26"/>
           <w:lang w:val="vi-VN"/>
         </w:rPr>
-        <w:t xml:space="preserve">[1]. </w:t>
-      </w:r>
-      <w:r>
-        <w:rPr>
-          <w:sz w:val="26"/>
-          <w:szCs w:val="26"/>
-          <w:lang w:val="vi-VN"/>
-        </w:rPr>
-        <w:t xml:space="preserve">Từ Minh Phương (2020). </w:t>
+        <w:t xml:space="preserve">[1]. Từ Minh Phương (2020). </w:t>
       </w:r>
       <w:r>
         <w:rPr>
@@ -11116,6 +11098,7 @@
         <w:rPr>
           <w:sz w:val="26"/>
           <w:szCs w:val="26"/>
+          <w:lang w:val="vi-VN"/>
         </w:rPr>
         <w:t>Nhà xuất bản Bưu chính Viễn thông, Hà Nội.</w:t>
       </w:r>
@@ -11141,6 +11124,7 @@
         <w:rPr>
           <w:sz w:val="26"/>
           <w:szCs w:val="26"/>
+          <w:lang w:val="vi-VN"/>
         </w:rPr>
         <w:t xml:space="preserve">Parr, T. (2013). </w:t>
       </w:r>
@@ -17059,6 +17043,7 @@
   <w:style w:type="character" w:default="1" w:styleId="DefaultParagraphFont">
     <w:name w:val="Default Paragraph Font"/>
     <w:uiPriority w:val="1"/>
+    <w:semiHidden/>
     <w:unhideWhenUsed/>
   </w:style>
   <w:style w:type="table" w:default="1" w:styleId="TableNormal">

--- a/K225480106062_NguyenVanThu_TL-BDCL-KTPM.docx
+++ b/K225480106062_NguyenVanThu_TL-BDCL-KTPM.docx
@@ -5918,6 +5918,93 @@
         </w:tabs>
         <w:jc w:val="both"/>
         <w:rPr>
+          <w:sz w:val="26"/>
+          <w:szCs w:val="26"/>
+          <w:lang w:val="vi-VN"/>
+        </w:rPr>
+      </w:pPr>
+      <w:r>
+        <w:rPr>
+          <w:sz w:val="26"/>
+          <w:szCs w:val="26"/>
+        </w:rPr>
+        <w:t>8</w:t>
+      </w:r>
+      <w:r>
+        <w:rPr>
+          <w:sz w:val="26"/>
+          <w:szCs w:val="26"/>
+          <w:lang w:val="vi-VN"/>
+        </w:rPr>
+        <w:t xml:space="preserve">. </w:t>
+      </w:r>
+      <w:r>
+        <w:rPr>
+          <w:sz w:val="26"/>
+          <w:szCs w:val="26"/>
+        </w:rPr>
+        <w:t>FSM</w:t>
+      </w:r>
+      <w:r>
+        <w:rPr>
+          <w:sz w:val="26"/>
+          <w:szCs w:val="26"/>
+          <w:lang w:val="vi-VN"/>
+        </w:rPr>
+        <w:t xml:space="preserve"> (</w:t>
+      </w:r>
+      <w:r>
+        <w:rPr>
+          <w:sz w:val="26"/>
+          <w:szCs w:val="26"/>
+        </w:rPr>
+        <w:t xml:space="preserve">Finite State </w:t>
+      </w:r>
+      <w:r>
+        <w:rPr>
+          <w:sz w:val="26"/>
+          <w:szCs w:val="26"/>
+        </w:rPr>
+        <w:t>Machine</w:t>
+      </w:r>
+      <w:r>
+        <w:rPr>
+          <w:sz w:val="26"/>
+          <w:szCs w:val="26"/>
+          <w:lang w:val="vi-VN"/>
+        </w:rPr>
+        <w:t xml:space="preserve">): </w:t>
+      </w:r>
+      <w:r>
+        <w:rPr>
+          <w:sz w:val="26"/>
+          <w:szCs w:val="26"/>
+        </w:rPr>
+        <w:t>Máy trạng thái hữu hạn</w:t>
+      </w:r>
+      <w:r>
+        <w:rPr>
+          <w:sz w:val="26"/>
+          <w:szCs w:val="26"/>
+        </w:rPr>
+        <w:tab/>
+      </w:r>
+      <w:r>
+        <w:rPr>
+          <w:sz w:val="26"/>
+          <w:szCs w:val="26"/>
+        </w:rPr>
+        <w:tab/>
+      </w:r>
+    </w:p>
+    <w:p>
+      <w:pPr>
+        <w:tabs>
+          <w:tab w:val="left" w:pos="200"/>
+          <w:tab w:val="center" w:pos="4535"/>
+        </w:tabs>
+        <w:jc w:val="both"/>
+        <w:rPr>
           <w:rFonts w:asciiTheme="majorHAnsi" w:eastAsiaTheme="majorEastAsia" w:hAnsiTheme="majorHAnsi" w:cstheme="majorBidi"/>
           <w:sz w:val="26"/>
           <w:szCs w:val="26"/>
@@ -5928,74 +6015,24 @@
         <w:rPr>
           <w:sz w:val="26"/>
           <w:szCs w:val="26"/>
-        </w:rPr>
-        <w:t>8</w:t>
-      </w:r>
-      <w:r>
-        <w:rPr>
-          <w:sz w:val="26"/>
-          <w:szCs w:val="26"/>
-          <w:lang w:val="vi-VN"/>
-        </w:rPr>
-        <w:t xml:space="preserve">. </w:t>
-      </w:r>
-      <w:r>
-        <w:rPr>
-          <w:sz w:val="26"/>
-          <w:szCs w:val="26"/>
-        </w:rPr>
-        <w:t>FSM</w:t>
-      </w:r>
-      <w:r>
-        <w:rPr>
-          <w:sz w:val="26"/>
-          <w:szCs w:val="26"/>
-          <w:lang w:val="vi-VN"/>
-        </w:rPr>
-        <w:t xml:space="preserve"> (</w:t>
-      </w:r>
-      <w:r>
-        <w:rPr>
-          <w:sz w:val="26"/>
-          <w:szCs w:val="26"/>
-        </w:rPr>
-        <w:t xml:space="preserve">Finite State </w:t>
-      </w:r>
-      <w:r>
-        <w:rPr>
-          <w:sz w:val="26"/>
-          <w:szCs w:val="26"/>
-        </w:rPr>
-        <w:t>Machine</w:t>
-      </w:r>
-      <w:r>
-        <w:rPr>
-          <w:sz w:val="26"/>
-          <w:szCs w:val="26"/>
-          <w:lang w:val="vi-VN"/>
-        </w:rPr>
-        <w:t xml:space="preserve">): </w:t>
-      </w:r>
-      <w:r>
-        <w:rPr>
-          <w:sz w:val="26"/>
-          <w:szCs w:val="26"/>
-        </w:rPr>
-        <w:t>Máy trạng thái hữu hạn</w:t>
-      </w:r>
-      <w:r>
-        <w:rPr>
-          <w:sz w:val="26"/>
-          <w:szCs w:val="26"/>
-        </w:rPr>
-        <w:tab/>
-      </w:r>
-      <w:r>
-        <w:rPr>
-          <w:sz w:val="26"/>
-          <w:szCs w:val="26"/>
-        </w:rPr>
-        <w:tab/>
+          <w:lang w:val="vi-VN"/>
+        </w:rPr>
+        <w:t xml:space="preserve">9. </w:t>
+      </w:r>
+      <w:r>
+        <w:rPr>
+          <w:sz w:val="26"/>
+          <w:szCs w:val="26"/>
+        </w:rPr>
+        <w:t>ANTLR (ANother Tool for Language Recognition</w:t>
+      </w:r>
+      <w:r>
+        <w:rPr>
+          <w:sz w:val="26"/>
+          <w:szCs w:val="26"/>
+          <w:lang w:val="vi-VN"/>
+        </w:rPr>
+        <w:t>)</w:t>
       </w:r>
       <w:r>
         <w:rPr>
@@ -7592,7 +7629,26 @@
           <w:sz w:val="26"/>
           <w:szCs w:val="26"/>
         </w:rPr>
-        <w:t>ANTLR (ANother Tool for Language Recognition</w:t>
+        <w:t>ANTLR (ANother Tool for Language R</w:t>
+      </w:r>
+      <w:r>
+        <w:rPr>
+          <w:b/>
+          <w:bCs/>
+          <w:sz w:val="26"/>
+          <w:szCs w:val="26"/>
+        </w:rPr>
+        <w:t>ecognition</w:t>
+      </w:r>
+      <w:r>
+        <w:rPr>
+          <w:b/>
+          <w:bCs/>
+          <w:sz w:val="26"/>
+          <w:szCs w:val="26"/>
+          <w:lang w:val="vi-VN"/>
+        </w:rPr>
+        <w:t>)</w:t>
       </w:r>
     </w:p>
     <w:p>
